--- a/site/paperwork-docx/paperwork-terms.docx
+++ b/site/paperwork-docx/paperwork-terms.docx
@@ -48,6 +48,11 @@
           <w:sz w:val="24"/>
         </w:rPr>
         <w:t>Last updated: 26 September 2026</w:t>
+      </w:r>
+    </w:p>
+    <w:p>
+      <w:r>
+        <w:t>Download as Word (.docx) (/paperwork/paperwork-terms.docx)</w:t>
       </w:r>
     </w:p>
     <w:p>
@@ -136,7 +141,16 @@
     </w:p>
     <w:p>
       <w:r>
-        <w:t xml:space="preserve">You are responsible for the specifications you submit: the certificate binds the artifact hash, not your intent. A certificate states that the submitted artifact compiled under the stated toolchain and its proofs checked — it does not state that your specification is correct, complete, safe, or fit for any purpose. Relying parties must read the </w:t>
+        <w:t xml:space="preserve">You are responsible for the specifications you submit: the certificate binds the artifact hash, not your intent. The certificate credentials the code — it is our assessment that the submitted artifact was built to its specification, as mechanically checked under the stated toolchain. It does not state that your specification is correct, complete, safe, or fit for any purpose. </w:t>
+      </w:r>
+      <w:r>
+        <w:rPr>
+          <w:b/>
+        </w:rPr>
+        <w:t>We hold no responsibility beyond this assessment.</w:t>
+      </w:r>
+      <w:r>
+        <w:t xml:space="preserve"> Relying parties must read the </w:t>
       </w:r>
       <w:r>
         <w:t>Certificate Policy (/paperwork/certificate-policy/)</w:t>
@@ -158,7 +172,7 @@
     </w:p>
     <w:p>
       <w:r>
-        <w:t>Certificates are factual statements about a verification event, valid for 90 days unless revoked earlier. We publish a revocation list and will revoke certificates affected by toolchain or engine defects. Certificates are not insurance, warranties, or guarantees of software behavior.</w:t>
+        <w:t>Certificates credential the code submitted: our assessment that the artifact was built to its specification, as mechanically checked. They are factual statements about a verification event, valid for 90 days unless revoked earlier. We publish a revocation list and will revoke certificates affected by toolchain or engine defects. Certificates are not insurance, warranties, or guarantees of software behavior. We hold no responsibility beyond the assessment stated in the certificate.</w:t>
       </w:r>
     </w:p>
     <w:p>
@@ -174,7 +188,13 @@
     </w:p>
     <w:p>
       <w:r>
-        <w:t xml:space="preserve">To the maximum extent permitted by law: the service is provided “as is”; we disclaim implied warranties of merchantability and fitness for purpose; our aggregate liability for any claim is limited to the amount you paid us in the 12 months preceding the claim. We are not liable for indirect, incidental, or consequential damages, including losses from reliance on a certificate. </w:t>
+        <w:t xml:space="preserve">To the maximum extent permitted by law: the service is provided “as is”; we disclaim implied warranties of merchantability and fitness for purpose. Our liability arising from any single certificate is limited to the fees paid for the verification that produced that certificate, and our aggregate liability for all claims is limited to the amount you paid us in the 12 months preceding the claim. We are not liable for indirect, incidental, or consequential damages, including losses from reliance on a certificate. We owe no duty to relying parties beyond the statements in the </w:t>
+      </w:r>
+      <w:r>
+        <w:t>Certificate Policy (/paperwork/certificate-policy/)</w:t>
+      </w:r>
+      <w:r>
+        <w:t xml:space="preserve">; anyone who relies on a certificate does so at their own risk and must validate it through the published checker and revocation list before relying. </w:t>
       </w:r>
       <w:r>
         <w:rPr>

--- a/site/paperwork-docx/paperwork-terms.docx
+++ b/site/paperwork-docx/paperwork-terms.docx
@@ -19,6 +19,22 @@
           <w:sz w:val="20"/>
         </w:rPr>
         <w:t>AxiomCode — Last updated 26 September 2026</w:t>
+      </w:r>
+    </w:p>
+    <w:p>
+      <w:r>
+        <w:rPr>
+          <w:b/>
+          <w:color w:val="B98A2F"/>
+        </w:rPr>
+        <w:t>Pre-launch status:</w:t>
+      </w:r>
+      <w:r>
+        <w:rPr>
+          <w:b/>
+          <w:color w:val="B98A2F"/>
+        </w:rPr>
+        <w:t xml:space="preserve"> AxiomCode has not yet opened. These documents take effect when the service opens for submissions and payments; no certificates have been publicly issued under them yet.</w:t>
       </w:r>
     </w:p>
     <w:p>
